--- a/MadhukarReddy.docx
+++ b/MadhukarReddy.docx
@@ -1397,6 +1397,12 @@
           <w:rFonts w:ascii="Calibri" w:eastAsia="Calibri" w:hAnsi="Calibri" w:cs="Calibri"/>
         </w:rPr>
         <w:t>ASNA Hirextra</w:t>
+      </w:r>
+      <w:r>
+        <w:rPr>
+          <w:rFonts w:ascii="Calibri" w:eastAsia="Calibri" w:hAnsi="Calibri" w:cs="Calibri"/>
+        </w:rPr>
+        <w:t xml:space="preserve"> Private Limited</w:t>
       </w:r>
       <w:r>
         <w:rPr>

--- a/MadhukarReddy.docx
+++ b/MadhukarReddy.docx
@@ -18,13 +18,23 @@
         </w:rPr>
         <w:t xml:space="preserve">            </w:t>
       </w:r>
+      <w:proofErr w:type="spellStart"/>
       <w:r>
         <w:rPr>
           <w:rFonts w:ascii="Calibri" w:eastAsia="Calibri" w:hAnsi="Calibri" w:cs="Calibri"/>
           <w:b/>
           <w:color w:val="002060"/>
         </w:rPr>
-        <w:t>Madhuker Reddy Badala</w:t>
+        <w:t>Madhuker</w:t>
+      </w:r>
+      <w:proofErr w:type="spellEnd"/>
+      <w:r>
+        <w:rPr>
+          <w:rFonts w:ascii="Calibri" w:eastAsia="Calibri" w:hAnsi="Calibri" w:cs="Calibri"/>
+          <w:b/>
+          <w:color w:val="002060"/>
+        </w:rPr>
+        <w:t xml:space="preserve"> Reddy Badala</w:t>
       </w:r>
       <w:r>
         <w:rPr>
@@ -96,14 +106,7 @@
           <w:rFonts w:ascii="Calibri" w:eastAsia="Calibri" w:hAnsi="Calibri" w:cs="Calibri"/>
           <w:color w:val="002060"/>
         </w:rPr>
-        <w:t>9390952880</w:t>
-      </w:r>
-      <w:r>
-        <w:rPr>
-          <w:rFonts w:ascii="Calibri" w:eastAsia="Calibri" w:hAnsi="Calibri" w:cs="Calibri"/>
-          <w:color w:val="002060"/>
-        </w:rPr>
-        <w:tab/>
+        <w:t>7893265789</w:t>
       </w:r>
       <w:r>
         <w:rPr>
@@ -1217,13 +1220,23 @@
           <w:color w:val="000000"/>
         </w:rPr>
       </w:pPr>
-      <w:r>
-        <w:rPr>
-          <w:rFonts w:ascii="Calibri" w:eastAsia="Calibri" w:hAnsi="Calibri" w:cs="Calibri"/>
-          <w:b/>
-          <w:color w:val="000000"/>
-        </w:rPr>
-        <w:t xml:space="preserve">B.Tech from </w:t>
+      <w:proofErr w:type="spellStart"/>
+      <w:r>
+        <w:rPr>
+          <w:rFonts w:ascii="Calibri" w:eastAsia="Calibri" w:hAnsi="Calibri" w:cs="Calibri"/>
+          <w:b/>
+          <w:color w:val="000000"/>
+        </w:rPr>
+        <w:t>B.Tech</w:t>
+      </w:r>
+      <w:proofErr w:type="spellEnd"/>
+      <w:r>
+        <w:rPr>
+          <w:rFonts w:ascii="Calibri" w:eastAsia="Calibri" w:hAnsi="Calibri" w:cs="Calibri"/>
+          <w:b/>
+          <w:color w:val="000000"/>
+        </w:rPr>
+        <w:t xml:space="preserve"> from </w:t>
       </w:r>
       <w:r>
         <w:rPr>
@@ -1320,18 +1333,14 @@
         </w:rPr>
         <w:t xml:space="preserve"> Engineer with </w:t>
       </w:r>
+      <w:proofErr w:type="spellStart"/>
       <w:r>
         <w:rPr>
           <w:rFonts w:ascii="Calibri" w:eastAsia="Calibri" w:hAnsi="Calibri" w:cs="Calibri"/>
         </w:rPr>
         <w:t>Excelicare</w:t>
       </w:r>
-      <w:r>
-        <w:rPr>
-          <w:rFonts w:ascii="Calibri" w:eastAsia="Calibri" w:hAnsi="Calibri" w:cs="Calibri"/>
-        </w:rPr>
-        <w:t xml:space="preserve"> pvt ltd</w:t>
-      </w:r>
+      <w:proofErr w:type="spellEnd"/>
       <w:r>
         <w:rPr>
           <w:rFonts w:ascii="Calibri" w:eastAsia="Calibri" w:hAnsi="Calibri" w:cs="Calibri"/>
@@ -1396,8 +1405,16 @@
         <w:rPr>
           <w:rFonts w:ascii="Calibri" w:eastAsia="Calibri" w:hAnsi="Calibri" w:cs="Calibri"/>
         </w:rPr>
-        <w:t>ASNA Hirextra</w:t>
-      </w:r>
+        <w:t xml:space="preserve">ASNA </w:t>
+      </w:r>
+      <w:proofErr w:type="spellStart"/>
+      <w:r>
+        <w:rPr>
+          <w:rFonts w:ascii="Calibri" w:eastAsia="Calibri" w:hAnsi="Calibri" w:cs="Calibri"/>
+        </w:rPr>
+        <w:t>Hirextra</w:t>
+      </w:r>
+      <w:proofErr w:type="spellEnd"/>
       <w:r>
         <w:rPr>
           <w:rFonts w:ascii="Calibri" w:eastAsia="Calibri" w:hAnsi="Calibri" w:cs="Calibri"/>
@@ -2170,8 +2187,17 @@
           <w:rFonts w:cstheme="minorHAnsi"/>
           <w:color w:val="323E4F" w:themeColor="text2" w:themeShade="BF"/>
         </w:rPr>
-        <w:t>e CloudOps</w:t>
-      </w:r>
+        <w:t xml:space="preserve">e </w:t>
+      </w:r>
+      <w:proofErr w:type="spellStart"/>
+      <w:r>
+        <w:rPr>
+          <w:rFonts w:cstheme="minorHAnsi"/>
+          <w:color w:val="323E4F" w:themeColor="text2" w:themeShade="BF"/>
+        </w:rPr>
+        <w:t>CloudOps</w:t>
+      </w:r>
+      <w:proofErr w:type="spellEnd"/>
     </w:p>
     <w:p>
       <w:pPr>

--- a/MadhukarReddy.docx
+++ b/MadhukarReddy.docx
@@ -34,8 +34,18 @@
           <w:b/>
           <w:color w:val="002060"/>
         </w:rPr>
-        <w:t xml:space="preserve"> Reddy Badala</w:t>
-      </w:r>
+        <w:t xml:space="preserve"> Reddy </w:t>
+      </w:r>
+      <w:proofErr w:type="spellStart"/>
+      <w:r>
+        <w:rPr>
+          <w:rFonts w:ascii="Calibri" w:eastAsia="Calibri" w:hAnsi="Calibri" w:cs="Calibri"/>
+          <w:b/>
+          <w:color w:val="002060"/>
+        </w:rPr>
+        <w:t>Badala</w:t>
+      </w:r>
+      <w:proofErr w:type="spellEnd"/>
       <w:r>
         <w:rPr>
           <w:rFonts w:ascii="Calibri" w:eastAsia="Calibri" w:hAnsi="Calibri" w:cs="Calibri"/>
@@ -206,9 +216,29 @@
       <w:r>
         <w:rPr>
           <w:rFonts w:ascii="Calibri" w:eastAsia="Calibri" w:hAnsi="Calibri" w:cs="Calibri"/>
-          <w:color w:val="000000"/>
-        </w:rPr>
-        <w:t>2.6</w:t>
+          <w:b/>
+          <w:bCs/>
+          <w:color w:val="000000"/>
+        </w:rPr>
+        <w:t>3</w:t>
+      </w:r>
+      <w:r>
+        <w:rPr>
+          <w:rFonts w:ascii="Calibri" w:eastAsia="Calibri" w:hAnsi="Calibri" w:cs="Calibri"/>
+          <w:b/>
+          <w:bCs/>
+          <w:color w:val="000000"/>
+        </w:rPr>
+        <w:t>.</w:t>
+      </w:r>
+      <w:r>
+        <w:rPr>
+          <w:rFonts w:ascii="Calibri" w:eastAsia="Calibri" w:hAnsi="Calibri" w:cs="Calibri"/>
+          <w:b/>
+          <w:bCs/>
+          <w:color w:val="000000"/>
+        </w:rPr>
+        <w:t>7</w:t>
       </w:r>
       <w:r>
         <w:rPr>
@@ -1221,6 +1251,7 @@
         </w:rPr>
       </w:pPr>
       <w:proofErr w:type="spellStart"/>
+      <w:proofErr w:type="gramStart"/>
       <w:r>
         <w:rPr>
           <w:rFonts w:ascii="Calibri" w:eastAsia="Calibri" w:hAnsi="Calibri" w:cs="Calibri"/>
@@ -1230,6 +1261,7 @@
         <w:t>B.Tech</w:t>
       </w:r>
       <w:proofErr w:type="spellEnd"/>
+      <w:proofErr w:type="gramEnd"/>
       <w:r>
         <w:rPr>
           <w:rFonts w:ascii="Calibri" w:eastAsia="Calibri" w:hAnsi="Calibri" w:cs="Calibri"/>
@@ -1307,45 +1339,45 @@
         <w:rPr>
           <w:rFonts w:ascii="Calibri" w:eastAsia="Calibri" w:hAnsi="Calibri" w:cs="Calibri"/>
         </w:rPr>
-        <w:t>Work</w:t>
-      </w:r>
-      <w:r>
-        <w:rPr>
-          <w:rFonts w:ascii="Calibri" w:eastAsia="Calibri" w:hAnsi="Calibri" w:cs="Calibri"/>
-        </w:rPr>
-        <w:t xml:space="preserve">ed </w:t>
-      </w:r>
-      <w:r>
-        <w:rPr>
-          <w:rFonts w:ascii="Calibri" w:eastAsia="Calibri" w:hAnsi="Calibri" w:cs="Calibri"/>
-        </w:rPr>
-        <w:t xml:space="preserve">as </w:t>
-      </w:r>
-      <w:r>
-        <w:rPr>
-          <w:rFonts w:ascii="Calibri" w:eastAsia="Calibri" w:hAnsi="Calibri" w:cs="Calibri"/>
-        </w:rPr>
-        <w:t>Junior</w:t>
-      </w:r>
-      <w:r>
-        <w:rPr>
-          <w:rFonts w:ascii="Calibri" w:eastAsia="Calibri" w:hAnsi="Calibri" w:cs="Calibri"/>
-        </w:rPr>
-        <w:t xml:space="preserve"> Engineer with </w:t>
+        <w:t xml:space="preserve">Working as DevOps Engineer </w:t>
+      </w:r>
+      <w:r>
+        <w:rPr>
+          <w:rFonts w:ascii="Calibri" w:eastAsia="Calibri" w:hAnsi="Calibri" w:cs="Calibri"/>
+        </w:rPr>
+        <w:t xml:space="preserve">with </w:t>
+      </w:r>
+      <w:r>
+        <w:rPr>
+          <w:rFonts w:ascii="Calibri" w:eastAsia="Calibri" w:hAnsi="Calibri" w:cs="Calibri"/>
+        </w:rPr>
+        <w:t xml:space="preserve">ASNA </w:t>
       </w:r>
       <w:proofErr w:type="spellStart"/>
       <w:r>
         <w:rPr>
           <w:rFonts w:ascii="Calibri" w:eastAsia="Calibri" w:hAnsi="Calibri" w:cs="Calibri"/>
         </w:rPr>
-        <w:t>Excelicare</w:t>
+        <w:t>Hirextra</w:t>
       </w:r>
       <w:proofErr w:type="spellEnd"/>
       <w:r>
         <w:rPr>
           <w:rFonts w:ascii="Calibri" w:eastAsia="Calibri" w:hAnsi="Calibri" w:cs="Calibri"/>
         </w:rPr>
-        <w:t xml:space="preserve">, from </w:t>
+        <w:t xml:space="preserve"> Private Limited</w:t>
+      </w:r>
+      <w:r>
+        <w:rPr>
+          <w:rFonts w:ascii="Calibri" w:eastAsia="Calibri" w:hAnsi="Calibri" w:cs="Calibri"/>
+        </w:rPr>
+        <w:t>, from</w:t>
+      </w:r>
+      <w:r>
+        <w:rPr>
+          <w:rFonts w:ascii="Calibri" w:eastAsia="Calibri" w:hAnsi="Calibri" w:cs="Calibri"/>
+        </w:rPr>
+        <w:t xml:space="preserve"> </w:t>
       </w:r>
       <w:r>
         <w:rPr>
@@ -1357,87 +1389,25 @@
         <w:rPr>
           <w:rFonts w:ascii="Calibri" w:eastAsia="Calibri" w:hAnsi="Calibri" w:cs="Calibri"/>
         </w:rPr>
-        <w:t xml:space="preserve"> 202</w:t>
-      </w:r>
-      <w:r>
-        <w:rPr>
-          <w:rFonts w:ascii="Calibri" w:eastAsia="Calibri" w:hAnsi="Calibri" w:cs="Calibri"/>
-        </w:rPr>
-        <w:t>2</w:t>
-      </w:r>
-      <w:r>
-        <w:rPr>
-          <w:rFonts w:ascii="Calibri" w:eastAsia="Calibri" w:hAnsi="Calibri" w:cs="Calibri"/>
-        </w:rPr>
-        <w:t xml:space="preserve"> to </w:t>
-      </w:r>
-      <w:r>
-        <w:rPr>
-          <w:rFonts w:ascii="Calibri" w:eastAsia="Calibri" w:hAnsi="Calibri" w:cs="Calibri"/>
-        </w:rPr>
-        <w:t>August 2022</w:t>
-      </w:r>
-    </w:p>
-    <w:p>
-      <w:pPr>
-        <w:numPr>
-          <w:ilvl w:val="0"/>
-          <w:numId w:val="6"/>
-        </w:numPr>
-        <w:spacing w:line="288" w:lineRule="auto"/>
-        <w:ind w:right="-329"/>
-        <w:jc w:val="both"/>
-      </w:pPr>
-      <w:r>
-        <w:rPr>
-          <w:rFonts w:ascii="Calibri" w:eastAsia="Calibri" w:hAnsi="Calibri" w:cs="Calibri"/>
-        </w:rPr>
-        <w:lastRenderedPageBreak/>
-        <w:t xml:space="preserve">Working as DevOps Engineer </w:t>
-      </w:r>
-      <w:r>
-        <w:rPr>
-          <w:rFonts w:ascii="Calibri" w:eastAsia="Calibri" w:hAnsi="Calibri" w:cs="Calibri"/>
-        </w:rPr>
-        <w:t xml:space="preserve">with </w:t>
-      </w:r>
-      <w:r>
-        <w:rPr>
-          <w:rFonts w:ascii="Calibri" w:eastAsia="Calibri" w:hAnsi="Calibri" w:cs="Calibri"/>
-        </w:rPr>
-        <w:t xml:space="preserve">ASNA </w:t>
-      </w:r>
-      <w:proofErr w:type="spellStart"/>
-      <w:r>
-        <w:rPr>
-          <w:rFonts w:ascii="Calibri" w:eastAsia="Calibri" w:hAnsi="Calibri" w:cs="Calibri"/>
-        </w:rPr>
-        <w:t>Hirextra</w:t>
-      </w:r>
-      <w:proofErr w:type="spellEnd"/>
-      <w:r>
-        <w:rPr>
-          <w:rFonts w:ascii="Calibri" w:eastAsia="Calibri" w:hAnsi="Calibri" w:cs="Calibri"/>
-        </w:rPr>
-        <w:t xml:space="preserve"> Private Limited</w:t>
-      </w:r>
-      <w:r>
-        <w:rPr>
-          <w:rFonts w:ascii="Calibri" w:eastAsia="Calibri" w:hAnsi="Calibri" w:cs="Calibri"/>
-        </w:rPr>
-        <w:t>, from</w:t>
-      </w:r>
-      <w:r>
-        <w:rPr>
-          <w:rFonts w:ascii="Calibri" w:eastAsia="Calibri" w:hAnsi="Calibri" w:cs="Calibri"/>
-        </w:rPr>
-        <w:t xml:space="preserve"> August </w:t>
-      </w:r>
-      <w:r>
-        <w:rPr>
-          <w:rFonts w:ascii="Calibri" w:eastAsia="Calibri" w:hAnsi="Calibri" w:cs="Calibri"/>
-        </w:rPr>
-        <w:t>2022 to</w:t>
+        <w:t xml:space="preserve"> </w:t>
+      </w:r>
+      <w:r>
+        <w:rPr>
+          <w:rFonts w:ascii="Calibri" w:eastAsia="Calibri" w:hAnsi="Calibri" w:cs="Calibri"/>
+        </w:rPr>
+        <w:t>202</w:t>
+      </w:r>
+      <w:r>
+        <w:rPr>
+          <w:rFonts w:ascii="Calibri" w:eastAsia="Calibri" w:hAnsi="Calibri" w:cs="Calibri"/>
+        </w:rPr>
+        <w:t>1</w:t>
+      </w:r>
+      <w:r>
+        <w:rPr>
+          <w:rFonts w:ascii="Calibri" w:eastAsia="Calibri" w:hAnsi="Calibri" w:cs="Calibri"/>
+        </w:rPr>
+        <w:t xml:space="preserve"> to</w:t>
       </w:r>
       <w:r>
         <w:rPr>
@@ -1445,666 +1415,6 @@
         </w:rPr>
         <w:t xml:space="preserve"> Present</w:t>
       </w:r>
-    </w:p>
-    <w:p>
-      <w:pPr>
-        <w:pStyle w:val="Heading1"/>
-        <w:shd w:val="clear" w:color="auto" w:fill="BFBFBF"/>
-        <w:ind w:right="36"/>
-        <w:jc w:val="both"/>
-        <w:rPr>
-          <w:rFonts w:ascii="Calibri" w:eastAsia="Calibri" w:hAnsi="Calibri" w:cs="Calibri"/>
-          <w:color w:val="002060"/>
-        </w:rPr>
-      </w:pPr>
-      <w:r>
-        <w:rPr>
-          <w:rFonts w:ascii="Calibri" w:eastAsia="Calibri" w:hAnsi="Calibri" w:cs="Calibri"/>
-          <w:color w:val="002060"/>
-        </w:rPr>
-        <w:t>IT SKILL SET</w:t>
-      </w:r>
-    </w:p>
-    <w:p>
-      <w:pPr>
-        <w:jc w:val="both"/>
-        <w:rPr>
-          <w:rFonts w:ascii="Calibri" w:eastAsia="Calibri" w:hAnsi="Calibri" w:cs="Calibri"/>
-          <w:color w:val="002060"/>
-        </w:rPr>
-      </w:pPr>
-    </w:p>
-    <w:tbl>
-      <w:tblPr>
-        <w:tblW w:w="9571" w:type="dxa"/>
-        <w:tblInd w:w="250" w:type="dxa"/>
-        <w:tblBorders>
-          <w:top w:val="single" w:sz="12" w:space="0" w:color="000000"/>
-          <w:left w:val="single" w:sz="12" w:space="0" w:color="000000"/>
-          <w:bottom w:val="single" w:sz="12" w:space="0" w:color="000000"/>
-          <w:right w:val="single" w:sz="12" w:space="0" w:color="000000"/>
-          <w:insideH w:val="single" w:sz="4" w:space="0" w:color="000000"/>
-          <w:insideV w:val="single" w:sz="4" w:space="0" w:color="000000"/>
-        </w:tblBorders>
-        <w:tblLayout w:type="fixed"/>
-        <w:tblLook w:val="0000" w:firstRow="0" w:lastRow="0" w:firstColumn="0" w:lastColumn="0" w:noHBand="0" w:noVBand="0"/>
-      </w:tblPr>
-      <w:tblGrid>
-        <w:gridCol w:w="4253"/>
-        <w:gridCol w:w="5318"/>
-      </w:tblGrid>
-      <w:tr>
-        <w:tc>
-          <w:tcPr>
-            <w:tcW w:w="4253" w:type="dxa"/>
-            <w:tcBorders>
-              <w:top w:val="nil"/>
-              <w:left w:val="single" w:sz="12" w:space="0" w:color="000000"/>
-              <w:bottom w:val="single" w:sz="4" w:space="0" w:color="000000"/>
-            </w:tcBorders>
-            <w:shd w:val="clear" w:color="auto" w:fill="F2F2F2"/>
-          </w:tcPr>
-          <w:p>
-            <w:pPr>
-              <w:jc w:val="both"/>
-              <w:rPr>
-                <w:rFonts w:ascii="Calibri" w:eastAsia="Calibri" w:hAnsi="Calibri" w:cs="Calibri"/>
-                <w:color w:val="002060"/>
-              </w:rPr>
-            </w:pPr>
-            <w:r>
-              <w:rPr>
-                <w:rFonts w:ascii="Calibri" w:eastAsia="Calibri" w:hAnsi="Calibri" w:cs="Calibri"/>
-                <w:b/>
-                <w:color w:val="002060"/>
-              </w:rPr>
-              <w:t>Operating Systems</w:t>
-            </w:r>
-          </w:p>
-        </w:tc>
-        <w:tc>
-          <w:tcPr>
-            <w:tcW w:w="5318" w:type="dxa"/>
-            <w:tcBorders>
-              <w:top w:val="nil"/>
-              <w:bottom w:val="single" w:sz="4" w:space="0" w:color="000000"/>
-              <w:right w:val="nil"/>
-            </w:tcBorders>
-          </w:tcPr>
-          <w:p>
-            <w:pPr>
-              <w:jc w:val="both"/>
-              <w:rPr>
-                <w:rFonts w:ascii="Calibri" w:eastAsia="Calibri" w:hAnsi="Calibri" w:cs="Calibri"/>
-              </w:rPr>
-            </w:pPr>
-            <w:r>
-              <w:rPr>
-                <w:rFonts w:ascii="Calibri" w:eastAsia="Calibri" w:hAnsi="Calibri" w:cs="Calibri"/>
-              </w:rPr>
-              <w:t>Windows, UNIX and Red Hat Linux</w:t>
-            </w:r>
-          </w:p>
-        </w:tc>
-      </w:tr>
-      <w:tr>
-        <w:tc>
-          <w:tcPr>
-            <w:tcW w:w="4253" w:type="dxa"/>
-            <w:tcBorders>
-              <w:top w:val="single" w:sz="4" w:space="0" w:color="000000"/>
-              <w:left w:val="single" w:sz="12" w:space="0" w:color="000000"/>
-              <w:bottom w:val="single" w:sz="4" w:space="0" w:color="000000"/>
-            </w:tcBorders>
-            <w:shd w:val="clear" w:color="auto" w:fill="F2F2F2"/>
-          </w:tcPr>
-          <w:p>
-            <w:pPr>
-              <w:jc w:val="both"/>
-              <w:rPr>
-                <w:rFonts w:ascii="Calibri" w:eastAsia="Calibri" w:hAnsi="Calibri" w:cs="Calibri"/>
-                <w:color w:val="002060"/>
-              </w:rPr>
-            </w:pPr>
-            <w:r>
-              <w:rPr>
-                <w:rFonts w:ascii="Calibri" w:eastAsia="Calibri" w:hAnsi="Calibri" w:cs="Calibri"/>
-                <w:b/>
-                <w:color w:val="002060"/>
-              </w:rPr>
-              <w:t>SCM Tools</w:t>
-            </w:r>
-          </w:p>
-        </w:tc>
-        <w:tc>
-          <w:tcPr>
-            <w:tcW w:w="5318" w:type="dxa"/>
-            <w:tcBorders>
-              <w:top w:val="single" w:sz="4" w:space="0" w:color="000000"/>
-              <w:bottom w:val="single" w:sz="4" w:space="0" w:color="000000"/>
-              <w:right w:val="nil"/>
-            </w:tcBorders>
-          </w:tcPr>
-          <w:p>
-            <w:pPr>
-              <w:jc w:val="both"/>
-              <w:rPr>
-                <w:rFonts w:ascii="Calibri" w:eastAsia="Calibri" w:hAnsi="Calibri" w:cs="Calibri"/>
-              </w:rPr>
-            </w:pPr>
-            <w:r>
-              <w:rPr>
-                <w:rFonts w:ascii="Calibri" w:eastAsia="Calibri" w:hAnsi="Calibri" w:cs="Calibri"/>
-              </w:rPr>
-              <w:t>GIT</w:t>
-            </w:r>
-          </w:p>
-        </w:tc>
-      </w:tr>
-      <w:tr>
-        <w:tc>
-          <w:tcPr>
-            <w:tcW w:w="4253" w:type="dxa"/>
-            <w:tcBorders>
-              <w:top w:val="single" w:sz="4" w:space="0" w:color="000000"/>
-              <w:left w:val="single" w:sz="12" w:space="0" w:color="000000"/>
-              <w:bottom w:val="single" w:sz="4" w:space="0" w:color="000000"/>
-            </w:tcBorders>
-            <w:shd w:val="clear" w:color="auto" w:fill="F2F2F2"/>
-          </w:tcPr>
-          <w:p>
-            <w:pPr>
-              <w:jc w:val="both"/>
-              <w:rPr>
-                <w:rFonts w:ascii="Calibri" w:eastAsia="Calibri" w:hAnsi="Calibri" w:cs="Calibri"/>
-                <w:color w:val="002060"/>
-              </w:rPr>
-            </w:pPr>
-            <w:r>
-              <w:rPr>
-                <w:rFonts w:ascii="Calibri" w:eastAsia="Calibri" w:hAnsi="Calibri" w:cs="Calibri"/>
-                <w:b/>
-                <w:color w:val="002060"/>
-              </w:rPr>
-              <w:t>CI Tools</w:t>
-            </w:r>
-            <w:r>
-              <w:rPr>
-                <w:rFonts w:ascii="Calibri" w:eastAsia="Calibri" w:hAnsi="Calibri" w:cs="Calibri"/>
-                <w:b/>
-                <w:color w:val="002060"/>
-              </w:rPr>
-              <w:tab/>
-            </w:r>
-          </w:p>
-        </w:tc>
-        <w:tc>
-          <w:tcPr>
-            <w:tcW w:w="5318" w:type="dxa"/>
-            <w:tcBorders>
-              <w:top w:val="single" w:sz="4" w:space="0" w:color="000000"/>
-              <w:bottom w:val="single" w:sz="4" w:space="0" w:color="000000"/>
-              <w:right w:val="nil"/>
-            </w:tcBorders>
-          </w:tcPr>
-          <w:p>
-            <w:pPr>
-              <w:jc w:val="both"/>
-              <w:rPr>
-                <w:rFonts w:ascii="Calibri" w:eastAsia="Calibri" w:hAnsi="Calibri" w:cs="Calibri"/>
-              </w:rPr>
-            </w:pPr>
-            <w:r>
-              <w:rPr>
-                <w:rFonts w:ascii="Calibri" w:eastAsia="Calibri" w:hAnsi="Calibri" w:cs="Calibri"/>
-              </w:rPr>
-              <w:t>Jenkins</w:t>
-            </w:r>
-          </w:p>
-        </w:tc>
-      </w:tr>
-      <w:tr>
-        <w:tc>
-          <w:tcPr>
-            <w:tcW w:w="4253" w:type="dxa"/>
-            <w:tcBorders>
-              <w:top w:val="single" w:sz="4" w:space="0" w:color="000000"/>
-              <w:left w:val="single" w:sz="12" w:space="0" w:color="000000"/>
-              <w:bottom w:val="single" w:sz="4" w:space="0" w:color="000000"/>
-              <w:right w:val="single" w:sz="12" w:space="0" w:color="000000"/>
-            </w:tcBorders>
-            <w:shd w:val="clear" w:color="auto" w:fill="F2F2F2"/>
-          </w:tcPr>
-          <w:p>
-            <w:pPr>
-              <w:jc w:val="both"/>
-              <w:rPr>
-                <w:rFonts w:ascii="Calibri" w:eastAsia="Calibri" w:hAnsi="Calibri" w:cs="Calibri"/>
-                <w:color w:val="002060"/>
-              </w:rPr>
-            </w:pPr>
-            <w:r>
-              <w:rPr>
-                <w:rFonts w:ascii="Calibri" w:eastAsia="Calibri" w:hAnsi="Calibri" w:cs="Calibri"/>
-                <w:b/>
-                <w:color w:val="002060"/>
-              </w:rPr>
-              <w:t>Web &amp; Application Servers</w:t>
-            </w:r>
-          </w:p>
-        </w:tc>
-        <w:tc>
-          <w:tcPr>
-            <w:tcW w:w="5318" w:type="dxa"/>
-            <w:tcBorders>
-              <w:top w:val="single" w:sz="4" w:space="0" w:color="000000"/>
-              <w:left w:val="single" w:sz="12" w:space="0" w:color="000000"/>
-              <w:bottom w:val="single" w:sz="4" w:space="0" w:color="000000"/>
-              <w:right w:val="nil"/>
-            </w:tcBorders>
-          </w:tcPr>
-          <w:p>
-            <w:pPr>
-              <w:jc w:val="both"/>
-              <w:rPr>
-                <w:rFonts w:ascii="Calibri" w:eastAsia="Calibri" w:hAnsi="Calibri" w:cs="Calibri"/>
-              </w:rPr>
-            </w:pPr>
-            <w:r>
-              <w:rPr>
-                <w:rFonts w:ascii="Calibri" w:eastAsia="Calibri" w:hAnsi="Calibri" w:cs="Calibri"/>
-              </w:rPr>
-              <w:t>Nginx</w:t>
-            </w:r>
-          </w:p>
-        </w:tc>
-      </w:tr>
-      <w:tr>
-        <w:tc>
-          <w:tcPr>
-            <w:tcW w:w="4253" w:type="dxa"/>
-            <w:tcBorders>
-              <w:top w:val="single" w:sz="4" w:space="0" w:color="000000"/>
-              <w:left w:val="single" w:sz="12" w:space="0" w:color="000000"/>
-              <w:bottom w:val="single" w:sz="4" w:space="0" w:color="000000"/>
-            </w:tcBorders>
-            <w:shd w:val="clear" w:color="auto" w:fill="F2F2F2"/>
-          </w:tcPr>
-          <w:p>
-            <w:pPr>
-              <w:jc w:val="both"/>
-              <w:rPr>
-                <w:rFonts w:ascii="Calibri" w:eastAsia="Calibri" w:hAnsi="Calibri" w:cs="Calibri"/>
-                <w:color w:val="002060"/>
-              </w:rPr>
-            </w:pPr>
-            <w:r>
-              <w:rPr>
-                <w:rFonts w:ascii="Calibri" w:eastAsia="Calibri" w:hAnsi="Calibri" w:cs="Calibri"/>
-                <w:b/>
-                <w:color w:val="002060"/>
-              </w:rPr>
-              <w:t>Scripting</w:t>
-            </w:r>
-          </w:p>
-        </w:tc>
-        <w:tc>
-          <w:tcPr>
-            <w:tcW w:w="5318" w:type="dxa"/>
-            <w:tcBorders>
-              <w:top w:val="single" w:sz="4" w:space="0" w:color="000000"/>
-              <w:bottom w:val="single" w:sz="4" w:space="0" w:color="000000"/>
-              <w:right w:val="nil"/>
-            </w:tcBorders>
-          </w:tcPr>
-          <w:p>
-            <w:pPr>
-              <w:jc w:val="both"/>
-              <w:rPr>
-                <w:rFonts w:ascii="Calibri" w:eastAsia="Calibri" w:hAnsi="Calibri" w:cs="Calibri"/>
-              </w:rPr>
-            </w:pPr>
-            <w:r>
-              <w:rPr>
-                <w:rFonts w:ascii="Calibri" w:eastAsia="Calibri" w:hAnsi="Calibri" w:cs="Calibri"/>
-              </w:rPr>
-              <w:t>Shell Scripting, Python</w:t>
-            </w:r>
-          </w:p>
-        </w:tc>
-      </w:tr>
-      <w:tr>
-        <w:tc>
-          <w:tcPr>
-            <w:tcW w:w="4253" w:type="dxa"/>
-            <w:tcBorders>
-              <w:top w:val="single" w:sz="4" w:space="0" w:color="000000"/>
-              <w:left w:val="single" w:sz="12" w:space="0" w:color="000000"/>
-              <w:bottom w:val="single" w:sz="4" w:space="0" w:color="000000"/>
-            </w:tcBorders>
-            <w:shd w:val="clear" w:color="auto" w:fill="F2F2F2"/>
-          </w:tcPr>
-          <w:p>
-            <w:pPr>
-              <w:jc w:val="both"/>
-              <w:rPr>
-                <w:rFonts w:ascii="Calibri" w:eastAsia="Calibri" w:hAnsi="Calibri" w:cs="Calibri"/>
-                <w:color w:val="002060"/>
-              </w:rPr>
-            </w:pPr>
-            <w:r>
-              <w:rPr>
-                <w:rFonts w:ascii="Calibri" w:eastAsia="Calibri" w:hAnsi="Calibri" w:cs="Calibri"/>
-                <w:b/>
-                <w:color w:val="002060"/>
-              </w:rPr>
-              <w:t>Build Tools</w:t>
-            </w:r>
-          </w:p>
-        </w:tc>
-        <w:tc>
-          <w:tcPr>
-            <w:tcW w:w="5318" w:type="dxa"/>
-            <w:tcBorders>
-              <w:top w:val="single" w:sz="4" w:space="0" w:color="000000"/>
-              <w:bottom w:val="single" w:sz="4" w:space="0" w:color="000000"/>
-              <w:right w:val="nil"/>
-            </w:tcBorders>
-          </w:tcPr>
-          <w:p>
-            <w:pPr>
-              <w:jc w:val="both"/>
-              <w:rPr>
-                <w:rFonts w:ascii="Calibri" w:eastAsia="Calibri" w:hAnsi="Calibri" w:cs="Calibri"/>
-              </w:rPr>
-            </w:pPr>
-            <w:r>
-              <w:rPr>
-                <w:rFonts w:ascii="Calibri" w:eastAsia="Calibri" w:hAnsi="Calibri" w:cs="Calibri"/>
-              </w:rPr>
-              <w:t>Terraform</w:t>
-            </w:r>
-          </w:p>
-        </w:tc>
-      </w:tr>
-      <w:tr>
-        <w:trPr>
-          <w:trHeight w:val="323"/>
-        </w:trPr>
-        <w:tc>
-          <w:tcPr>
-            <w:tcW w:w="4253" w:type="dxa"/>
-            <w:tcBorders>
-              <w:top w:val="single" w:sz="4" w:space="0" w:color="000000"/>
-              <w:left w:val="single" w:sz="12" w:space="0" w:color="000000"/>
-              <w:bottom w:val="single" w:sz="4" w:space="0" w:color="000000"/>
-            </w:tcBorders>
-            <w:shd w:val="clear" w:color="auto" w:fill="F2F2F2"/>
-          </w:tcPr>
-          <w:p>
-            <w:pPr>
-              <w:jc w:val="both"/>
-              <w:rPr>
-                <w:rFonts w:ascii="Calibri" w:eastAsia="Calibri" w:hAnsi="Calibri" w:cs="Calibri"/>
-                <w:color w:val="002060"/>
-              </w:rPr>
-            </w:pPr>
-            <w:r>
-              <w:rPr>
-                <w:rFonts w:ascii="Calibri" w:eastAsia="Calibri" w:hAnsi="Calibri" w:cs="Calibri"/>
-                <w:b/>
-                <w:color w:val="002060"/>
-              </w:rPr>
-              <w:t>Configuration Management Tools</w:t>
-            </w:r>
-          </w:p>
-        </w:tc>
-        <w:tc>
-          <w:tcPr>
-            <w:tcW w:w="5318" w:type="dxa"/>
-            <w:tcBorders>
-              <w:top w:val="single" w:sz="4" w:space="0" w:color="000000"/>
-              <w:bottom w:val="single" w:sz="4" w:space="0" w:color="000000"/>
-              <w:right w:val="nil"/>
-            </w:tcBorders>
-          </w:tcPr>
-          <w:p>
-            <w:pPr>
-              <w:jc w:val="both"/>
-              <w:rPr>
-                <w:rFonts w:ascii="Calibri" w:eastAsia="Calibri" w:hAnsi="Calibri" w:cs="Calibri"/>
-              </w:rPr>
-            </w:pPr>
-            <w:r>
-              <w:rPr>
-                <w:rFonts w:ascii="Calibri" w:eastAsia="Calibri" w:hAnsi="Calibri" w:cs="Calibri"/>
-              </w:rPr>
-              <w:t>Ansible</w:t>
-            </w:r>
-          </w:p>
-        </w:tc>
-      </w:tr>
-      <w:tr>
-        <w:trPr>
-          <w:trHeight w:val="352"/>
-        </w:trPr>
-        <w:tc>
-          <w:tcPr>
-            <w:tcW w:w="4253" w:type="dxa"/>
-            <w:tcBorders>
-              <w:top w:val="single" w:sz="4" w:space="0" w:color="000000"/>
-              <w:left w:val="single" w:sz="12" w:space="0" w:color="000000"/>
-              <w:bottom w:val="single" w:sz="4" w:space="0" w:color="000000"/>
-            </w:tcBorders>
-            <w:shd w:val="clear" w:color="auto" w:fill="F2F2F2"/>
-          </w:tcPr>
-          <w:p>
-            <w:pPr>
-              <w:jc w:val="both"/>
-              <w:rPr>
-                <w:rFonts w:ascii="Calibri" w:eastAsia="Calibri" w:hAnsi="Calibri" w:cs="Calibri"/>
-                <w:color w:val="002060"/>
-              </w:rPr>
-            </w:pPr>
-            <w:r>
-              <w:rPr>
-                <w:rFonts w:ascii="Calibri" w:eastAsia="Calibri" w:hAnsi="Calibri" w:cs="Calibri"/>
-                <w:b/>
-                <w:color w:val="002060"/>
-              </w:rPr>
-              <w:t>Virtualization</w:t>
-            </w:r>
-          </w:p>
-        </w:tc>
-        <w:tc>
-          <w:tcPr>
-            <w:tcW w:w="5318" w:type="dxa"/>
-            <w:tcBorders>
-              <w:top w:val="single" w:sz="4" w:space="0" w:color="000000"/>
-              <w:bottom w:val="single" w:sz="4" w:space="0" w:color="000000"/>
-              <w:right w:val="nil"/>
-            </w:tcBorders>
-          </w:tcPr>
-          <w:p>
-            <w:pPr>
-              <w:jc w:val="both"/>
-              <w:rPr>
-                <w:rFonts w:ascii="Calibri" w:eastAsia="Calibri" w:hAnsi="Calibri" w:cs="Calibri"/>
-              </w:rPr>
-            </w:pPr>
-            <w:r>
-              <w:rPr>
-                <w:rFonts w:ascii="Calibri" w:eastAsia="Calibri" w:hAnsi="Calibri" w:cs="Calibri"/>
-              </w:rPr>
-              <w:t>Docker, vagrant, VMware.</w:t>
-            </w:r>
-          </w:p>
-        </w:tc>
-      </w:tr>
-      <w:tr>
-        <w:trPr>
-          <w:trHeight w:val="352"/>
-        </w:trPr>
-        <w:tc>
-          <w:tcPr>
-            <w:tcW w:w="4253" w:type="dxa"/>
-            <w:tcBorders>
-              <w:top w:val="single" w:sz="4" w:space="0" w:color="000000"/>
-              <w:left w:val="single" w:sz="12" w:space="0" w:color="000000"/>
-              <w:bottom w:val="single" w:sz="4" w:space="0" w:color="000000"/>
-            </w:tcBorders>
-            <w:shd w:val="clear" w:color="auto" w:fill="F2F2F2"/>
-          </w:tcPr>
-          <w:p>
-            <w:pPr>
-              <w:jc w:val="both"/>
-              <w:rPr>
-                <w:rFonts w:ascii="Calibri" w:eastAsia="Calibri" w:hAnsi="Calibri" w:cs="Calibri"/>
-                <w:color w:val="002060"/>
-              </w:rPr>
-            </w:pPr>
-            <w:r>
-              <w:rPr>
-                <w:rFonts w:ascii="Calibri" w:eastAsia="Calibri" w:hAnsi="Calibri" w:cs="Calibri"/>
-                <w:b/>
-                <w:color w:val="002060"/>
-              </w:rPr>
-              <w:t>Cloud</w:t>
-            </w:r>
-            <w:r>
-              <w:rPr>
-                <w:rFonts w:ascii="Calibri" w:eastAsia="Calibri" w:hAnsi="Calibri" w:cs="Calibri"/>
-                <w:b/>
-                <w:color w:val="002060"/>
-              </w:rPr>
-              <w:tab/>
-            </w:r>
-          </w:p>
-        </w:tc>
-        <w:tc>
-          <w:tcPr>
-            <w:tcW w:w="5318" w:type="dxa"/>
-            <w:tcBorders>
-              <w:top w:val="single" w:sz="4" w:space="0" w:color="000000"/>
-              <w:bottom w:val="single" w:sz="4" w:space="0" w:color="000000"/>
-              <w:right w:val="nil"/>
-            </w:tcBorders>
-          </w:tcPr>
-          <w:p>
-            <w:pPr>
-              <w:jc w:val="both"/>
-              <w:rPr>
-                <w:rFonts w:ascii="Calibri" w:eastAsia="Calibri" w:hAnsi="Calibri" w:cs="Calibri"/>
-              </w:rPr>
-            </w:pPr>
-            <w:r>
-              <w:rPr>
-                <w:rFonts w:ascii="Calibri" w:eastAsia="Calibri" w:hAnsi="Calibri" w:cs="Calibri"/>
-              </w:rPr>
-              <w:t xml:space="preserve">AWS, EC2, EKS, S3, RDS, </w:t>
-            </w:r>
-            <w:r>
-              <w:rPr>
-                <w:rFonts w:ascii="Calibri" w:eastAsia="Calibri" w:hAnsi="Calibri" w:cs="Calibri"/>
-              </w:rPr>
-              <w:t>DynamoDB</w:t>
-            </w:r>
-            <w:r>
-              <w:rPr>
-                <w:rFonts w:ascii="Calibri" w:eastAsia="Calibri" w:hAnsi="Calibri" w:cs="Calibri"/>
-              </w:rPr>
-              <w:t xml:space="preserve">, </w:t>
-            </w:r>
-            <w:r>
-              <w:rPr>
-                <w:rFonts w:ascii="Calibri" w:eastAsia="Calibri" w:hAnsi="Calibri" w:cs="Calibri"/>
-              </w:rPr>
-              <w:t>RedShift,</w:t>
-            </w:r>
-            <w:r>
-              <w:rPr>
-                <w:rFonts w:ascii="Calibri" w:eastAsia="Calibri" w:hAnsi="Calibri" w:cs="Calibri"/>
-              </w:rPr>
-              <w:t xml:space="preserve"> </w:t>
-            </w:r>
-            <w:r>
-              <w:rPr>
-                <w:rFonts w:ascii="Calibri" w:eastAsia="Calibri" w:hAnsi="Calibri" w:cs="Calibri"/>
-              </w:rPr>
-              <w:t>Route53,</w:t>
-            </w:r>
-            <w:r>
-              <w:rPr>
-                <w:rFonts w:ascii="Calibri" w:eastAsia="Calibri" w:hAnsi="Calibri" w:cs="Calibri"/>
-              </w:rPr>
-              <w:t xml:space="preserve"> </w:t>
-            </w:r>
-            <w:r>
-              <w:rPr>
-                <w:rFonts w:ascii="Calibri" w:eastAsia="Calibri" w:hAnsi="Calibri" w:cs="Calibri"/>
-              </w:rPr>
-              <w:t>IAM,</w:t>
-            </w:r>
-            <w:r>
-              <w:rPr>
-                <w:rFonts w:ascii="Calibri" w:eastAsia="Calibri" w:hAnsi="Calibri" w:cs="Calibri"/>
-              </w:rPr>
-              <w:t xml:space="preserve"> </w:t>
-            </w:r>
-            <w:r>
-              <w:rPr>
-                <w:rFonts w:ascii="Calibri" w:eastAsia="Calibri" w:hAnsi="Calibri" w:cs="Calibri"/>
-              </w:rPr>
-              <w:t>ALB,</w:t>
-            </w:r>
-            <w:r>
-              <w:rPr>
-                <w:rFonts w:ascii="Calibri" w:eastAsia="Calibri" w:hAnsi="Calibri" w:cs="Calibri"/>
-              </w:rPr>
-              <w:t xml:space="preserve"> </w:t>
-            </w:r>
-            <w:r>
-              <w:rPr>
-                <w:rFonts w:ascii="Calibri" w:eastAsia="Calibri" w:hAnsi="Calibri" w:cs="Calibri"/>
-              </w:rPr>
-              <w:t>SNS</w:t>
-            </w:r>
-            <w:r>
-              <w:rPr>
-                <w:rFonts w:ascii="Calibri" w:eastAsia="Calibri" w:hAnsi="Calibri" w:cs="Calibri"/>
-              </w:rPr>
-              <w:t xml:space="preserve"> &amp; SQS, </w:t>
-            </w:r>
-            <w:r>
-              <w:rPr>
-                <w:rFonts w:ascii="Calibri" w:eastAsia="Calibri" w:hAnsi="Calibri" w:cs="Calibri"/>
-              </w:rPr>
-              <w:t>Kubernetes</w:t>
-            </w:r>
-            <w:r>
-              <w:rPr>
-                <w:rFonts w:ascii="Calibri" w:eastAsia="Calibri" w:hAnsi="Calibri" w:cs="Calibri"/>
-              </w:rPr>
-              <w:t xml:space="preserve">, </w:t>
-            </w:r>
-            <w:r>
-              <w:rPr>
-                <w:rFonts w:ascii="Calibri" w:eastAsia="Calibri" w:hAnsi="Calibri" w:cs="Calibri"/>
-              </w:rPr>
-              <w:t>Terraform.</w:t>
-            </w:r>
-          </w:p>
-        </w:tc>
-      </w:tr>
-    </w:tbl>
-    <w:p>
-      <w:pPr>
-        <w:jc w:val="both"/>
-        <w:rPr>
-          <w:rFonts w:ascii="Calibri" w:eastAsia="Calibri" w:hAnsi="Calibri" w:cs="Calibri"/>
-          <w:color w:val="002060"/>
-        </w:rPr>
-      </w:pPr>
     </w:p>
     <w:p>
       <w:pPr>
@@ -2123,6 +1433,7 @@
           <w:smallCaps/>
           <w:color w:val="002060"/>
         </w:rPr>
+        <w:lastRenderedPageBreak/>
         <w:t>PROJECTS SUMMARY</w:t>
       </w:r>
     </w:p>
@@ -2880,7 +2191,7 @@
           <w:rFonts w:asciiTheme="minorHAnsi" w:hAnsiTheme="minorHAnsi" w:cstheme="minorHAnsi"/>
           <w:color w:val="000000"/>
         </w:rPr>
-        <w:t xml:space="preserve">Worked with development teams to containerize applications using </w:t>
+        <w:t xml:space="preserve">Implemented infrastructure automation using </w:t>
       </w:r>
       <w:r>
         <w:rPr>
@@ -2889,30 +2200,14 @@
           <w:bCs/>
           <w:color w:val="000000"/>
         </w:rPr>
-        <w:t>Docker</w:t>
-      </w:r>
-      <w:r>
-        <w:rPr>
-          <w:rFonts w:asciiTheme="minorHAnsi" w:hAnsiTheme="minorHAnsi" w:cstheme="minorHAnsi"/>
-          <w:color w:val="000000"/>
-        </w:rPr>
-        <w:t xml:space="preserve"> and deploy them in </w:t>
-      </w:r>
-      <w:r>
-        <w:rPr>
-          <w:rFonts w:asciiTheme="minorHAnsi" w:hAnsiTheme="minorHAnsi" w:cstheme="minorHAnsi"/>
-          <w:b/>
-          <w:bCs/>
-          <w:color w:val="000000"/>
-        </w:rPr>
-        <w:t>ECS clusters</w:t>
-      </w:r>
-      <w:r>
-        <w:rPr>
-          <w:rFonts w:asciiTheme="minorHAnsi" w:hAnsiTheme="minorHAnsi" w:cstheme="minorHAnsi"/>
-          <w:color w:val="000000"/>
-        </w:rPr>
-        <w:t>.</w:t>
+        <w:t>Terraform</w:t>
+      </w:r>
+      <w:r>
+        <w:rPr>
+          <w:rFonts w:asciiTheme="minorHAnsi" w:hAnsiTheme="minorHAnsi" w:cstheme="minorHAnsi"/>
+          <w:color w:val="000000"/>
+        </w:rPr>
+        <w:t>, reducing manual efforts and ensuring consistency.</w:t>
       </w:r>
     </w:p>
     <w:p>
@@ -2941,7 +2236,7 @@
           <w:rFonts w:asciiTheme="minorHAnsi" w:hAnsiTheme="minorHAnsi" w:cstheme="minorHAnsi"/>
           <w:color w:val="000000"/>
         </w:rPr>
-        <w:t xml:space="preserve">Implemented infrastructure automation using </w:t>
+        <w:t xml:space="preserve">Utilized </w:t>
       </w:r>
       <w:r>
         <w:rPr>
@@ -2950,14 +2245,62 @@
           <w:bCs/>
           <w:color w:val="000000"/>
         </w:rPr>
-        <w:t>Terraform</w:t>
-      </w:r>
-      <w:r>
-        <w:rPr>
-          <w:rFonts w:asciiTheme="minorHAnsi" w:hAnsiTheme="minorHAnsi" w:cstheme="minorHAnsi"/>
-          <w:color w:val="000000"/>
-        </w:rPr>
-        <w:t>, reducing manual efforts and ensuring consistency.</w:t>
+        <w:t>Route 53</w:t>
+      </w:r>
+      <w:r>
+        <w:rPr>
+          <w:rFonts w:asciiTheme="minorHAnsi" w:hAnsiTheme="minorHAnsi" w:cstheme="minorHAnsi"/>
+          <w:color w:val="000000"/>
+        </w:rPr>
+        <w:t xml:space="preserve"> to manage </w:t>
+      </w:r>
+      <w:r>
+        <w:rPr>
+          <w:rFonts w:asciiTheme="minorHAnsi" w:hAnsiTheme="minorHAnsi" w:cstheme="minorHAnsi"/>
+          <w:b/>
+          <w:bCs/>
+          <w:color w:val="000000"/>
+        </w:rPr>
+        <w:t>DNS</w:t>
+      </w:r>
+      <w:r>
+        <w:rPr>
+          <w:rFonts w:asciiTheme="minorHAnsi" w:hAnsiTheme="minorHAnsi" w:cstheme="minorHAnsi"/>
+          <w:color w:val="000000"/>
+        </w:rPr>
+        <w:t xml:space="preserve"> records and implement </w:t>
+      </w:r>
+      <w:r>
+        <w:rPr>
+          <w:rFonts w:asciiTheme="minorHAnsi" w:hAnsiTheme="minorHAnsi" w:cstheme="minorHAnsi"/>
+          <w:b/>
+          <w:bCs/>
+          <w:color w:val="000000"/>
+        </w:rPr>
+        <w:t>load balancing</w:t>
+      </w:r>
+      <w:r>
+        <w:rPr>
+          <w:rFonts w:asciiTheme="minorHAnsi" w:hAnsiTheme="minorHAnsi" w:cstheme="minorHAnsi"/>
+          <w:color w:val="000000"/>
+        </w:rPr>
+        <w:t xml:space="preserve"> for </w:t>
+      </w:r>
+      <w:r>
+        <w:rPr>
+          <w:rFonts w:asciiTheme="minorHAnsi" w:hAnsiTheme="minorHAnsi" w:cstheme="minorHAnsi"/>
+          <w:b/>
+          <w:bCs/>
+          <w:color w:val="000000"/>
+        </w:rPr>
+        <w:t>high availability</w:t>
+      </w:r>
+      <w:r>
+        <w:rPr>
+          <w:rFonts w:asciiTheme="minorHAnsi" w:hAnsiTheme="minorHAnsi" w:cstheme="minorHAnsi"/>
+          <w:color w:val="000000"/>
+        </w:rPr>
+        <w:t>.</w:t>
       </w:r>
     </w:p>
     <w:p>
@@ -2986,64 +2329,28 @@
           <w:rFonts w:asciiTheme="minorHAnsi" w:hAnsiTheme="minorHAnsi" w:cstheme="minorHAnsi"/>
           <w:color w:val="000000"/>
         </w:rPr>
-        <w:t xml:space="preserve">Utilized </w:t>
-      </w:r>
-      <w:r>
-        <w:rPr>
-          <w:rFonts w:asciiTheme="minorHAnsi" w:hAnsiTheme="minorHAnsi" w:cstheme="minorHAnsi"/>
-          <w:b/>
-          <w:bCs/>
-          <w:color w:val="000000"/>
-        </w:rPr>
-        <w:t>Route 53</w:t>
-      </w:r>
-      <w:r>
-        <w:rPr>
-          <w:rFonts w:asciiTheme="minorHAnsi" w:hAnsiTheme="minorHAnsi" w:cstheme="minorHAnsi"/>
-          <w:color w:val="000000"/>
-        </w:rPr>
-        <w:t xml:space="preserve"> to manage </w:t>
-      </w:r>
-      <w:r>
-        <w:rPr>
-          <w:rFonts w:asciiTheme="minorHAnsi" w:hAnsiTheme="minorHAnsi" w:cstheme="minorHAnsi"/>
-          <w:b/>
-          <w:bCs/>
-          <w:color w:val="000000"/>
-        </w:rPr>
-        <w:t>DNS</w:t>
-      </w:r>
-      <w:r>
-        <w:rPr>
-          <w:rFonts w:asciiTheme="minorHAnsi" w:hAnsiTheme="minorHAnsi" w:cstheme="minorHAnsi"/>
-          <w:color w:val="000000"/>
-        </w:rPr>
-        <w:t xml:space="preserve"> records and implement </w:t>
-      </w:r>
-      <w:r>
-        <w:rPr>
-          <w:rFonts w:asciiTheme="minorHAnsi" w:hAnsiTheme="minorHAnsi" w:cstheme="minorHAnsi"/>
-          <w:b/>
-          <w:bCs/>
-          <w:color w:val="000000"/>
-        </w:rPr>
-        <w:t>load balancing</w:t>
-      </w:r>
-      <w:r>
-        <w:rPr>
-          <w:rFonts w:asciiTheme="minorHAnsi" w:hAnsiTheme="minorHAnsi" w:cstheme="minorHAnsi"/>
-          <w:color w:val="000000"/>
-        </w:rPr>
-        <w:t xml:space="preserve"> for </w:t>
-      </w:r>
-      <w:r>
-        <w:rPr>
-          <w:rFonts w:asciiTheme="minorHAnsi" w:hAnsiTheme="minorHAnsi" w:cstheme="minorHAnsi"/>
-          <w:b/>
-          <w:bCs/>
-          <w:color w:val="000000"/>
-        </w:rPr>
-        <w:t>high availability</w:t>
+        <w:t xml:space="preserve">Collaborated with security teams to implement best practices for </w:t>
+      </w:r>
+      <w:r>
+        <w:rPr>
+          <w:rFonts w:asciiTheme="minorHAnsi" w:hAnsiTheme="minorHAnsi" w:cstheme="minorHAnsi"/>
+          <w:color w:val="000000"/>
+        </w:rPr>
+        <w:t>network security, encryption</w:t>
+      </w:r>
+      <w:r>
+        <w:rPr>
+          <w:rFonts w:asciiTheme="minorHAnsi" w:hAnsiTheme="minorHAnsi" w:cstheme="minorHAnsi"/>
+          <w:color w:val="000000"/>
+        </w:rPr>
+        <w:t xml:space="preserve">, and </w:t>
+      </w:r>
+      <w:r>
+        <w:rPr>
+          <w:rFonts w:asciiTheme="minorHAnsi" w:hAnsiTheme="minorHAnsi" w:cstheme="minorHAnsi"/>
+          <w:color w:val="000000"/>
+        </w:rPr>
+        <w:t>access control</w:t>
       </w:r>
       <w:r>
         <w:rPr>
@@ -3079,35 +2386,7 @@
           <w:rFonts w:asciiTheme="minorHAnsi" w:hAnsiTheme="minorHAnsi" w:cstheme="minorHAnsi"/>
           <w:color w:val="000000"/>
         </w:rPr>
-        <w:t xml:space="preserve">Collaborated with security teams to implement best practices for </w:t>
-      </w:r>
-      <w:r>
-        <w:rPr>
-          <w:rFonts w:asciiTheme="minorHAnsi" w:hAnsiTheme="minorHAnsi" w:cstheme="minorHAnsi"/>
-          <w:color w:val="000000"/>
-        </w:rPr>
-        <w:t>network security, encryption</w:t>
-      </w:r>
-      <w:r>
-        <w:rPr>
-          <w:rFonts w:asciiTheme="minorHAnsi" w:hAnsiTheme="minorHAnsi" w:cstheme="minorHAnsi"/>
-          <w:color w:val="000000"/>
-        </w:rPr>
-        <w:t xml:space="preserve">, and </w:t>
-      </w:r>
-      <w:r>
-        <w:rPr>
-          <w:rFonts w:asciiTheme="minorHAnsi" w:hAnsiTheme="minorHAnsi" w:cstheme="minorHAnsi"/>
-          <w:color w:val="000000"/>
-        </w:rPr>
-        <w:t>access control</w:t>
-      </w:r>
-      <w:r>
-        <w:rPr>
-          <w:rFonts w:asciiTheme="minorHAnsi" w:hAnsiTheme="minorHAnsi" w:cstheme="minorHAnsi"/>
-          <w:color w:val="000000"/>
-        </w:rPr>
-        <w:t>.</w:t>
+        <w:t>Conducted regular security audits and vulnerability assessments to ensure compliance with industry standards.</w:t>
       </w:r>
     </w:p>
     <w:p>
@@ -3136,15 +2415,7 @@
           <w:rFonts w:asciiTheme="minorHAnsi" w:hAnsiTheme="minorHAnsi" w:cstheme="minorHAnsi"/>
           <w:color w:val="000000"/>
         </w:rPr>
-        <w:t xml:space="preserve">Conducted regular security audits and vulnerability assessments to ensure compliance with industry </w:t>
-      </w:r>
-      <w:r>
-        <w:rPr>
-          <w:rFonts w:asciiTheme="minorHAnsi" w:hAnsiTheme="minorHAnsi" w:cstheme="minorHAnsi"/>
-          <w:color w:val="000000"/>
-        </w:rPr>
-        <w:lastRenderedPageBreak/>
-        <w:t>standards.</w:t>
+        <w:t>Assisted in troubleshooting production issues and provided on-call support for critical incidents.</w:t>
       </w:r>
     </w:p>
     <w:p>
@@ -3164,16 +2435,15 @@
         <w:ind w:left="709" w:hanging="425"/>
         <w:jc w:val="both"/>
         <w:rPr>
-          <w:rFonts w:asciiTheme="minorHAnsi" w:hAnsiTheme="minorHAnsi" w:cstheme="minorHAnsi"/>
-          <w:color w:val="000000"/>
-        </w:rPr>
-      </w:pPr>
-      <w:r>
-        <w:rPr>
-          <w:rFonts w:asciiTheme="minorHAnsi" w:hAnsiTheme="minorHAnsi" w:cstheme="minorHAnsi"/>
-          <w:color w:val="000000"/>
-        </w:rPr>
-        <w:t>Assisted in troubleshooting production issues and provided on-call support for critical incidents.</w:t>
+          <w:color w:val="000000"/>
+        </w:rPr>
+      </w:pPr>
+      <w:r>
+        <w:rPr>
+          <w:rFonts w:ascii="Calibri" w:eastAsia="Calibri" w:hAnsi="Calibri" w:cs="Calibri"/>
+          <w:color w:val="000000"/>
+        </w:rPr>
+        <w:t>Configure and maintain codebase to support the build and deployment of code on servers.</w:t>
       </w:r>
     </w:p>
     <w:p>
@@ -3196,6 +2466,13 @@
           <w:color w:val="000000"/>
         </w:rPr>
       </w:pPr>
+      <w:r>
+        <w:rPr>
+          <w:rFonts w:ascii="Calibri" w:eastAsia="Calibri" w:hAnsi="Calibri" w:cs="Calibri"/>
+          <w:color w:val="000000"/>
+        </w:rPr>
+        <w:t>Administered merge, build and deployment of the codes to all the environments.</w:t>
+      </w:r>
     </w:p>
     <w:p>
       <w:pPr>
@@ -3222,21 +2499,7 @@
           <w:rFonts w:ascii="Calibri" w:eastAsia="Calibri" w:hAnsi="Calibri" w:cs="Calibri"/>
           <w:color w:val="000000"/>
         </w:rPr>
-        <w:t>Build management support using </w:t>
-      </w:r>
-      <w:r>
-        <w:rPr>
-          <w:rFonts w:ascii="Calibri" w:eastAsia="Calibri" w:hAnsi="Calibri" w:cs="Calibri"/>
-          <w:color w:val="000000"/>
-        </w:rPr>
-        <w:t>Terraform</w:t>
-      </w:r>
-      <w:r>
-        <w:rPr>
-          <w:rFonts w:ascii="Calibri" w:eastAsia="Calibri" w:hAnsi="Calibri" w:cs="Calibri"/>
-          <w:color w:val="000000"/>
-        </w:rPr>
-        <w:t> and Jenkins.</w:t>
+        <w:t>Developing the utility scripts to effectively reduce the time and manual effort.</w:t>
       </w:r>
     </w:p>
     <w:p>
@@ -3264,7 +2527,7 @@
           <w:rFonts w:ascii="Calibri" w:eastAsia="Calibri" w:hAnsi="Calibri" w:cs="Calibri"/>
           <w:color w:val="000000"/>
         </w:rPr>
-        <w:t>Configure and maintain codebase to support the build and deployment of code on servers.</w:t>
+        <w:t>Analyzing Bugs and coordinating with Dev/QA teams.</w:t>
       </w:r>
     </w:p>
     <w:p>
@@ -3292,7 +2555,21 @@
           <w:rFonts w:ascii="Calibri" w:eastAsia="Calibri" w:hAnsi="Calibri" w:cs="Calibri"/>
           <w:color w:val="000000"/>
         </w:rPr>
-        <w:t>Administered merge, build and deployment of the codes to all the environments.</w:t>
+        <w:t>Implemented Continuous Delivery through Deployment into several environments like Test, QA, Perfo</w:t>
+      </w:r>
+      <w:r>
+        <w:rPr>
+          <w:rFonts w:ascii="Calibri" w:eastAsia="Calibri" w:hAnsi="Calibri" w:cs="Calibri"/>
+          <w:color w:val="000000"/>
+        </w:rPr>
+        <w:t>r</w:t>
+      </w:r>
+      <w:r>
+        <w:rPr>
+          <w:rFonts w:ascii="Calibri" w:eastAsia="Calibri" w:hAnsi="Calibri" w:cs="Calibri"/>
+          <w:color w:val="000000"/>
+        </w:rPr>
+        <w:t>mance and Production using Jenkins.</w:t>
       </w:r>
     </w:p>
     <w:p>
@@ -3320,7 +2597,35 @@
           <w:rFonts w:ascii="Calibri" w:eastAsia="Calibri" w:hAnsi="Calibri" w:cs="Calibri"/>
           <w:color w:val="000000"/>
         </w:rPr>
-        <w:t>Developing the utility scripts to effectively reduce the time and manual effort.</w:t>
+        <w:t xml:space="preserve">Improving Continuous Integration workflow using </w:t>
+      </w:r>
+      <w:r>
+        <w:rPr>
+          <w:rFonts w:ascii="Calibri" w:eastAsia="Calibri" w:hAnsi="Calibri" w:cs="Calibri"/>
+          <w:color w:val="000000"/>
+        </w:rPr>
+        <w:t>Containerization</w:t>
+      </w:r>
+      <w:r>
+        <w:rPr>
+          <w:rFonts w:ascii="Calibri" w:eastAsia="Calibri" w:hAnsi="Calibri" w:cs="Calibri"/>
+          <w:color w:val="000000"/>
+        </w:rPr>
+        <w:t xml:space="preserve"> Environments with the help of </w:t>
+      </w:r>
+      <w:r>
+        <w:rPr>
+          <w:rFonts w:ascii="Calibri" w:eastAsia="Calibri" w:hAnsi="Calibri" w:cs="Calibri"/>
+          <w:color w:val="000000"/>
+        </w:rPr>
+        <w:t>Docker</w:t>
+      </w:r>
+      <w:r>
+        <w:rPr>
+          <w:rFonts w:ascii="Calibri" w:eastAsia="Calibri" w:hAnsi="Calibri" w:cs="Calibri"/>
+          <w:color w:val="000000"/>
+        </w:rPr>
+        <w:t>.</w:t>
       </w:r>
     </w:p>
     <w:p>
@@ -3348,7 +2653,7 @@
           <w:rFonts w:ascii="Calibri" w:eastAsia="Calibri" w:hAnsi="Calibri" w:cs="Calibri"/>
           <w:color w:val="000000"/>
         </w:rPr>
-        <w:t>Analyzing Bugs and coordinating with Dev/QA teams.</w:t>
+        <w:t>Automating Build process using Docker and similar tools.</w:t>
       </w:r>
     </w:p>
     <w:p>
@@ -3376,21 +2681,7 @@
           <w:rFonts w:ascii="Calibri" w:eastAsia="Calibri" w:hAnsi="Calibri" w:cs="Calibri"/>
           <w:color w:val="000000"/>
         </w:rPr>
-        <w:t>Implemented Continuous Delivery through Deployment into several environments like Test, QA, Perfo</w:t>
-      </w:r>
-      <w:r>
-        <w:rPr>
-          <w:rFonts w:ascii="Calibri" w:eastAsia="Calibri" w:hAnsi="Calibri" w:cs="Calibri"/>
-          <w:color w:val="000000"/>
-        </w:rPr>
-        <w:t>r</w:t>
-      </w:r>
-      <w:r>
-        <w:rPr>
-          <w:rFonts w:ascii="Calibri" w:eastAsia="Calibri" w:hAnsi="Calibri" w:cs="Calibri"/>
-          <w:color w:val="000000"/>
-        </w:rPr>
-        <w:t>mance and Production using Jenkins.</w:t>
+        <w:t>Installed, Configured, Administered Jenkins Continuous Integration Tool.</w:t>
       </w:r>
     </w:p>
     <w:p>
@@ -3418,35 +2709,7 @@
           <w:rFonts w:ascii="Calibri" w:eastAsia="Calibri" w:hAnsi="Calibri" w:cs="Calibri"/>
           <w:color w:val="000000"/>
         </w:rPr>
-        <w:t xml:space="preserve">Improving Continuous Integration workflow using </w:t>
-      </w:r>
-      <w:r>
-        <w:rPr>
-          <w:rFonts w:ascii="Calibri" w:eastAsia="Calibri" w:hAnsi="Calibri" w:cs="Calibri"/>
-          <w:color w:val="000000"/>
-        </w:rPr>
-        <w:t>Containerization</w:t>
-      </w:r>
-      <w:r>
-        <w:rPr>
-          <w:rFonts w:ascii="Calibri" w:eastAsia="Calibri" w:hAnsi="Calibri" w:cs="Calibri"/>
-          <w:color w:val="000000"/>
-        </w:rPr>
-        <w:t xml:space="preserve"> Environments with the help of </w:t>
-      </w:r>
-      <w:r>
-        <w:rPr>
-          <w:rFonts w:ascii="Calibri" w:eastAsia="Calibri" w:hAnsi="Calibri" w:cs="Calibri"/>
-          <w:color w:val="000000"/>
-        </w:rPr>
-        <w:t>Docker</w:t>
-      </w:r>
-      <w:r>
-        <w:rPr>
-          <w:rFonts w:ascii="Calibri" w:eastAsia="Calibri" w:hAnsi="Calibri" w:cs="Calibri"/>
-          <w:color w:val="000000"/>
-        </w:rPr>
-        <w:t>.</w:t>
+        <w:t>Containerizing applications with Docker. Responsible for managing the Docker private registry.</w:t>
       </w:r>
     </w:p>
     <w:p>
@@ -3474,7 +2737,7 @@
           <w:rFonts w:ascii="Calibri" w:eastAsia="Calibri" w:hAnsi="Calibri" w:cs="Calibri"/>
           <w:color w:val="000000"/>
         </w:rPr>
-        <w:t>Automating Build process using Docker and similar tools.</w:t>
+        <w:t>Worked on Networking, load balancing, monitoring.</w:t>
       </w:r>
     </w:p>
     <w:p>
@@ -3502,7 +2765,7 @@
           <w:rFonts w:ascii="Calibri" w:eastAsia="Calibri" w:hAnsi="Calibri" w:cs="Calibri"/>
           <w:color w:val="000000"/>
         </w:rPr>
-        <w:t>Installed, Configured, Administered Jenkins Continuous Integration Tool.</w:t>
+        <w:t>Created Docker files and build images and pushed to the Docker private registry.</w:t>
       </w:r>
     </w:p>
     <w:p>
@@ -3530,177 +2793,7 @@
           <w:rFonts w:ascii="Calibri" w:eastAsia="Calibri" w:hAnsi="Calibri" w:cs="Calibri"/>
           <w:color w:val="000000"/>
         </w:rPr>
-        <w:t>Containerizing applications with Docker. Responsible for managing the Docker private registry.</w:t>
-      </w:r>
-    </w:p>
-    <w:p>
-      <w:pPr>
-        <w:widowControl w:val="0"/>
-        <w:numPr>
-          <w:ilvl w:val="1"/>
-          <w:numId w:val="1"/>
-        </w:numPr>
-        <w:pBdr>
-          <w:top w:val="nil"/>
-          <w:left w:val="nil"/>
-          <w:bottom w:val="nil"/>
-          <w:right w:val="nil"/>
-          <w:between w:val="nil"/>
-        </w:pBdr>
-        <w:ind w:left="709" w:hanging="425"/>
-        <w:jc w:val="both"/>
-        <w:rPr>
-          <w:color w:val="000000"/>
-        </w:rPr>
-      </w:pPr>
-      <w:r>
-        <w:rPr>
-          <w:rFonts w:ascii="Calibri" w:eastAsia="Calibri" w:hAnsi="Calibri" w:cs="Calibri"/>
-          <w:color w:val="000000"/>
-        </w:rPr>
-        <w:t>Implemented Docker to set up local Development environment.</w:t>
-      </w:r>
-    </w:p>
-    <w:p>
-      <w:pPr>
-        <w:widowControl w:val="0"/>
-        <w:numPr>
-          <w:ilvl w:val="1"/>
-          <w:numId w:val="1"/>
-        </w:numPr>
-        <w:pBdr>
-          <w:top w:val="nil"/>
-          <w:left w:val="nil"/>
-          <w:bottom w:val="nil"/>
-          <w:right w:val="nil"/>
-          <w:between w:val="nil"/>
-        </w:pBdr>
-        <w:ind w:left="709" w:hanging="425"/>
-        <w:jc w:val="both"/>
-        <w:rPr>
-          <w:color w:val="000000"/>
-        </w:rPr>
-      </w:pPr>
-      <w:r>
-        <w:rPr>
-          <w:rFonts w:ascii="Calibri" w:eastAsia="Calibri" w:hAnsi="Calibri" w:cs="Calibri"/>
-          <w:color w:val="000000"/>
-        </w:rPr>
-        <w:t>Worked on Networking, load balancing, monitoring.</w:t>
-      </w:r>
-    </w:p>
-    <w:p>
-      <w:pPr>
-        <w:widowControl w:val="0"/>
-        <w:numPr>
-          <w:ilvl w:val="1"/>
-          <w:numId w:val="1"/>
-        </w:numPr>
-        <w:pBdr>
-          <w:top w:val="nil"/>
-          <w:left w:val="nil"/>
-          <w:bottom w:val="nil"/>
-          <w:right w:val="nil"/>
-          <w:between w:val="nil"/>
-        </w:pBdr>
-        <w:ind w:left="709" w:hanging="425"/>
-        <w:jc w:val="both"/>
-        <w:rPr>
-          <w:color w:val="000000"/>
-        </w:rPr>
-      </w:pPr>
-      <w:r>
-        <w:rPr>
-          <w:rFonts w:ascii="Calibri" w:eastAsia="Calibri" w:hAnsi="Calibri" w:cs="Calibri"/>
-          <w:color w:val="000000"/>
-        </w:rPr>
-        <w:t>Created Docker files and build images and pushed to the Docker private registry.</w:t>
-      </w:r>
-    </w:p>
-    <w:p>
-      <w:pPr>
-        <w:widowControl w:val="0"/>
-        <w:numPr>
-          <w:ilvl w:val="1"/>
-          <w:numId w:val="1"/>
-        </w:numPr>
-        <w:pBdr>
-          <w:top w:val="nil"/>
-          <w:left w:val="nil"/>
-          <w:bottom w:val="nil"/>
-          <w:right w:val="nil"/>
-          <w:between w:val="nil"/>
-        </w:pBdr>
-        <w:ind w:left="709" w:hanging="425"/>
-        <w:jc w:val="both"/>
-        <w:rPr>
-          <w:color w:val="000000"/>
-        </w:rPr>
-      </w:pPr>
-      <w:r>
-        <w:rPr>
-          <w:rFonts w:ascii="Calibri" w:eastAsia="Calibri" w:hAnsi="Calibri" w:cs="Calibri"/>
-          <w:color w:val="000000"/>
-        </w:rPr>
         <w:t>Set up the local development environments through Docker containers for new developers</w:t>
-      </w:r>
-    </w:p>
-    <w:p>
-      <w:pPr>
-        <w:widowControl w:val="0"/>
-        <w:numPr>
-          <w:ilvl w:val="1"/>
-          <w:numId w:val="1"/>
-        </w:numPr>
-        <w:pBdr>
-          <w:top w:val="nil"/>
-          <w:left w:val="nil"/>
-          <w:bottom w:val="nil"/>
-          <w:right w:val="nil"/>
-          <w:between w:val="nil"/>
-        </w:pBdr>
-        <w:spacing w:line="276" w:lineRule="auto"/>
-        <w:ind w:left="709" w:hanging="425"/>
-        <w:jc w:val="both"/>
-        <w:rPr>
-          <w:color w:val="000000"/>
-        </w:rPr>
-      </w:pPr>
-      <w:r>
-        <w:rPr>
-          <w:rFonts w:ascii="Calibri" w:eastAsia="Calibri" w:hAnsi="Calibri" w:cs="Calibri"/>
-          <w:color w:val="000000"/>
-        </w:rPr>
-        <w:t>Development of Ansible plays books to manage system configurations.</w:t>
-      </w:r>
-    </w:p>
-    <w:p>
-      <w:pPr>
-        <w:widowControl w:val="0"/>
-        <w:numPr>
-          <w:ilvl w:val="1"/>
-          <w:numId w:val="1"/>
-        </w:numPr>
-        <w:pBdr>
-          <w:top w:val="nil"/>
-          <w:left w:val="nil"/>
-          <w:bottom w:val="nil"/>
-          <w:right w:val="nil"/>
-          <w:between w:val="nil"/>
-        </w:pBdr>
-        <w:spacing w:line="276" w:lineRule="auto"/>
-        <w:ind w:left="709" w:hanging="425"/>
-        <w:jc w:val="both"/>
-        <w:rPr>
-          <w:color w:val="000000"/>
-        </w:rPr>
-      </w:pPr>
-      <w:r>
-        <w:rPr>
-          <w:rFonts w:ascii="Calibri" w:eastAsia="Calibri" w:hAnsi="Calibri" w:cs="Calibri"/>
-          <w:color w:val="000000"/>
-        </w:rPr>
-        <w:t>Help Development teams to automate the environment setup using tools like Ansible.</w:t>
       </w:r>
     </w:p>
     <w:p>
